--- a/Lamaran.docx
+++ b/Lamaran.docx
@@ -313,42 +313,17 @@
           <w:sz w:val="22"/>
           <w:szCs w:val="22"/>
         </w:rPr>
-        <w:t>Tempat</w:t>
-      </w:r>
-      <w:r>
-        <w:rPr>
-          <w:rFonts w:eastAsia="Calibri"/>
-          <w:color w:val="1A1A1A"/>
-          <w:sz w:val="22"/>
-          <w:szCs w:val="22"/>
-        </w:rPr>
-        <w:t>/</w:t>
-      </w:r>
-      <w:r>
-        <w:rPr>
-          <w:rFonts w:eastAsia="Calibri"/>
-          <w:color w:val="1A1A1A"/>
-          <w:sz w:val="22"/>
-          <w:szCs w:val="22"/>
-        </w:rPr>
-        <w:t>Tanggal Lahir</w:t>
-      </w:r>
-      <w:r>
-        <w:rPr>
-          <w:sz w:val="24"/>
-          <w:szCs w:val="24"/>
+        <w:t>Jenis Kelamin</w:t>
+      </w:r>
+      <w:r>
+        <w:rPr>
+          <w:rFonts w:eastAsia="Calibri"/>
+          <w:color w:val="1A1A1A"/>
+          <w:sz w:val="22"/>
+          <w:szCs w:val="22"/>
         </w:rPr>
         <w:tab/>
-        <w:t>:</w:t>
-      </w:r>
-      <w:r>
-        <w:rPr>
-          <w:rFonts w:eastAsia="Calibri"/>
-          <w:color w:val="1A1A1A"/>
-          <w:sz w:val="22"/>
-          <w:szCs w:val="22"/>
-        </w:rPr>
-        <w:t xml:space="preserve"> Kediri, 18 Oktober 2007</w:t>
+        <w:t>: Laki-laki</w:t>
       </w:r>
     </w:p>
     <w:p>
@@ -464,18 +439,49 @@
           <w:color w:val="1A1A1A"/>
           <w:sz w:val="22"/>
           <w:szCs w:val="22"/>
-        </w:rPr>
-        <w:t xml:space="preserve"> </w:t>
-      </w:r>
-      <w:r>
-        <w:rPr>
-          <w:rFonts w:eastAsia="Calibri"/>
-          <w:color w:val="1A1A1A"/>
-          <w:sz w:val="22"/>
-          <w:szCs w:val="22"/>
           <w:lang w:val="en-US"/>
         </w:rPr>
-        <w:t>194 194 479</w:t>
+        <w:t>1</w:t>
+      </w:r>
+      <w:r>
+        <w:rPr>
+          <w:rFonts w:eastAsia="Calibri"/>
+          <w:color w:val="1A1A1A"/>
+          <w:sz w:val="22"/>
+          <w:szCs w:val="22"/>
+          <w:lang w:val="en-US"/>
+        </w:rPr>
+        <w:t>-</w:t>
+      </w:r>
+      <w:r>
+        <w:rPr>
+          <w:rFonts w:eastAsia="Calibri"/>
+          <w:color w:val="1A1A1A"/>
+          <w:sz w:val="22"/>
+          <w:szCs w:val="22"/>
+          <w:lang w:val="en-US"/>
+        </w:rPr>
+        <w:t>9419</w:t>
+      </w:r>
+      <w:r>
+        <w:rPr>
+          <w:rFonts w:eastAsia="Calibri"/>
+          <w:color w:val="1A1A1A"/>
+          <w:sz w:val="22"/>
+          <w:szCs w:val="22"/>
+          <w:lang w:val="en-US"/>
+        </w:rPr>
+        <w:t>-</w:t>
+      </w:r>
+      <w:r>
+        <w:rPr>
+          <w:rFonts w:eastAsia="Calibri"/>
+          <w:color w:val="1A1A1A"/>
+          <w:sz w:val="22"/>
+          <w:szCs w:val="22"/>
+          <w:lang w:val="en-US"/>
+        </w:rPr>
+        <w:t>4479</w:t>
       </w:r>
     </w:p>
     <w:p>
